--- a/data/testcase_uc3_v2/04_bang_chung_va_matching/04_bang_chung_va_matching-tc08_chung_tu_dinh_kem_khong_co_tren_report/hoa_don_0002099.docx
+++ b/data/testcase_uc3_v2/04_bang_chung_va_matching/04_bang_chung_va_matching-tc08_chung_tu_dinh_kem_khong_co_tren_report/hoa_don_0002099.docx
@@ -943,7 +943,7 @@
         <w:jc w:val="center"/>
       </w:pPr>
       <w:r>
-        <w:t>Mã tra cứu hóa đơn: BN-0002099 | DỮ LIỆU GIẢ LẬP DÙNG CHO KIỂM THỬ - KHÔNG CÓ GIÁ TRỊ PHÁP LÝ</w:t>
+        <w:t>Mã tra cứu hóa đơn: BN-0002099</w:t>
       </w:r>
     </w:p>
     <w:sectPr>
